--- a/backend-exhibits/Box to ShareFile standard not included.docx
+++ b/backend-exhibits/Box to ShareFile standard not included.docx
@@ -39,14 +39,14 @@
               <w:ind w:left="52"/>
               <w:jc w:val="center"/>
               <w:rPr>
-                <w:rFonts w:ascii="Arial" w:hAnsi="Arial" w:cs="Arial"/>
-                <w:sz w:val="21"/>
-                <w:szCs w:val="21"/>
-              </w:rPr>
-            </w:pPr>
-            <w:r>
-              <w:rPr>
-                <w:rFonts w:ascii="Arial" w:eastAsia="Arial" w:hAnsi="Arial" w:cs="Arial"/>
+                <w:rFonts w:ascii="Arial" w:hAnsi="Arial" w:cs="Arial" w:eastAsia="Arial"/>
+                <w:sz w:val="21"/>
+                <w:szCs w:val="21"/>
+              </w:rPr>
+            </w:pPr>
+            <w:r>
+              <w:rPr>
+                <w:rFonts w:ascii="Arial" w:hAnsi="Arial" w:cs="Arial" w:eastAsia="Arial"/>
                 <w:b/>
                 <w:sz w:val="21"/>
                 <w:szCs w:val="21"/>
@@ -55,7 +55,7 @@
             </w:r>
             <w:r>
               <w:rPr>
-                <w:rFonts w:ascii="Arial" w:eastAsia="Arial" w:hAnsi="Arial" w:cs="Arial"/>
+                <w:rFonts w:ascii="Arial" w:hAnsi="Arial" w:cs="Arial" w:eastAsia="Arial"/>
                 <w:b/>
                 <w:sz w:val="21"/>
                 <w:szCs w:val="21"/>
@@ -64,7 +64,7 @@
             </w:r>
             <w:r>
               <w:rPr>
-                <w:rFonts w:ascii="Arial" w:eastAsia="Arial" w:hAnsi="Arial" w:cs="Arial"/>
+                <w:rFonts w:ascii="Arial" w:hAnsi="Arial" w:cs="Arial" w:eastAsia="Arial"/>
                 <w:b/>
                 <w:sz w:val="21"/>
                 <w:szCs w:val="21"/>
@@ -73,7 +73,7 @@
             </w:r>
             <w:r>
               <w:rPr>
-                <w:rFonts w:ascii="Arial" w:eastAsia="Arial" w:hAnsi="Arial" w:cs="Arial"/>
+                <w:rFonts w:ascii="Arial" w:hAnsi="Arial" w:cs="Arial" w:eastAsia="Arial"/>
                 <w:b/>
                 <w:sz w:val="21"/>
                 <w:szCs w:val="21"/>
@@ -101,16 +101,16 @@
             <w:pPr>
               <w:ind w:left="3"/>
               <w:rPr>
-                <w:rFonts w:ascii="Arial" w:hAnsi="Arial" w:cs="Arial"/>
-                <w:b/>
-                <w:bCs/>
-                <w:sz w:val="21"/>
-                <w:szCs w:val="21"/>
-              </w:rPr>
-            </w:pPr>
-            <w:r>
-              <w:rPr>
-                <w:rFonts w:ascii="Arial" w:hAnsi="Arial" w:cs="Arial"/>
+                <w:rFonts w:ascii="Arial" w:hAnsi="Arial" w:cs="Arial" w:eastAsia="Arial"/>
+                <w:b/>
+                <w:bCs/>
+                <w:sz w:val="21"/>
+                <w:szCs w:val="21"/>
+              </w:rPr>
+            </w:pPr>
+            <w:r>
+              <w:rPr>
+                <w:rFonts w:ascii="Arial" w:hAnsi="Arial" w:cs="Arial" w:eastAsia="Arial"/>
                 <w:b/>
                 <w:bCs/>
                 <w:sz w:val="21"/>
@@ -133,14 +133,14 @@
           <w:p>
             <w:pPr>
               <w:rPr>
-                <w:rFonts w:ascii="Arial" w:hAnsi="Arial" w:cs="Arial"/>
-                <w:sz w:val="21"/>
-                <w:szCs w:val="21"/>
-              </w:rPr>
-            </w:pPr>
-            <w:r>
-              <w:rPr>
-                <w:rFonts w:ascii="Arial" w:hAnsi="Arial" w:cs="Arial"/>
+                <w:rFonts w:ascii="Arial" w:hAnsi="Arial" w:cs="Arial" w:eastAsia="Arial"/>
+                <w:sz w:val="21"/>
+                <w:szCs w:val="21"/>
+              </w:rPr>
+            </w:pPr>
+            <w:r>
+              <w:rPr>
+                <w:rFonts w:ascii="Arial" w:hAnsi="Arial" w:cs="Arial" w:eastAsia="Arial"/>
                 <w:sz w:val="21"/>
                 <w:szCs w:val="21"/>
               </w:rPr>
@@ -149,7 +149,7 @@
             <w:proofErr w:type="spellStart"/>
             <w:r>
               <w:rPr>
-                <w:rFonts w:ascii="Arial" w:hAnsi="Arial" w:cs="Arial"/>
+                <w:rFonts w:ascii="Arial" w:hAnsi="Arial" w:cs="Arial" w:eastAsia="Arial"/>
                 <w:sz w:val="21"/>
                 <w:szCs w:val="21"/>
               </w:rPr>
@@ -158,7 +158,7 @@
             <w:proofErr w:type="spellEnd"/>
             <w:r>
               <w:rPr>
-                <w:rFonts w:ascii="Arial" w:hAnsi="Arial" w:cs="Arial"/>
+                <w:rFonts w:ascii="Arial" w:hAnsi="Arial" w:cs="Arial" w:eastAsia="Arial"/>
                 <w:sz w:val="21"/>
                 <w:szCs w:val="21"/>
               </w:rPr>
@@ -185,16 +185,16 @@
             <w:pPr>
               <w:ind w:left="3"/>
               <w:rPr>
-                <w:rFonts w:ascii="Arial" w:hAnsi="Arial" w:cs="Arial"/>
-                <w:b/>
-                <w:bCs/>
-                <w:sz w:val="21"/>
-                <w:szCs w:val="21"/>
-              </w:rPr>
-            </w:pPr>
-            <w:r>
-              <w:rPr>
-                <w:rFonts w:ascii="Arial" w:hAnsi="Arial" w:cs="Arial"/>
+                <w:rFonts w:ascii="Arial" w:hAnsi="Arial" w:cs="Arial" w:eastAsia="Arial"/>
+                <w:b/>
+                <w:bCs/>
+                <w:sz w:val="21"/>
+                <w:szCs w:val="21"/>
+              </w:rPr>
+            </w:pPr>
+            <w:r>
+              <w:rPr>
+                <w:rFonts w:ascii="Arial" w:hAnsi="Arial" w:cs="Arial" w:eastAsia="Arial"/>
                 <w:b/>
                 <w:bCs/>
                 <w:sz w:val="21"/>
@@ -217,14 +217,14 @@
           <w:p>
             <w:pPr>
               <w:rPr>
-                <w:rFonts w:ascii="Arial" w:hAnsi="Arial" w:cs="Arial"/>
-                <w:sz w:val="21"/>
-                <w:szCs w:val="21"/>
-              </w:rPr>
-            </w:pPr>
-            <w:r>
-              <w:rPr>
-                <w:rFonts w:ascii="Arial" w:hAnsi="Arial" w:cs="Arial"/>
+                <w:rFonts w:ascii="Arial" w:hAnsi="Arial" w:cs="Arial" w:eastAsia="Arial"/>
+                <w:sz w:val="21"/>
+                <w:szCs w:val="21"/>
+              </w:rPr>
+            </w:pPr>
+            <w:r>
+              <w:rPr>
+                <w:rFonts w:ascii="Arial" w:hAnsi="Arial" w:cs="Arial" w:eastAsia="Arial"/>
                 <w:sz w:val="21"/>
                 <w:szCs w:val="21"/>
               </w:rPr>
@@ -251,16 +251,16 @@
             <w:pPr>
               <w:ind w:left="3"/>
               <w:rPr>
-                <w:rFonts w:ascii="Arial" w:hAnsi="Arial" w:cs="Arial"/>
-                <w:b/>
-                <w:bCs/>
-                <w:sz w:val="21"/>
-                <w:szCs w:val="21"/>
-              </w:rPr>
-            </w:pPr>
-            <w:r>
-              <w:rPr>
-                <w:rFonts w:ascii="Arial" w:hAnsi="Arial" w:cs="Arial"/>
+                <w:rFonts w:ascii="Arial" w:hAnsi="Arial" w:cs="Arial" w:eastAsia="Arial"/>
+                <w:b/>
+                <w:bCs/>
+                <w:sz w:val="21"/>
+                <w:szCs w:val="21"/>
+              </w:rPr>
+            </w:pPr>
+            <w:r>
+              <w:rPr>
+                <w:rFonts w:ascii="Arial" w:hAnsi="Arial" w:cs="Arial" w:eastAsia="Arial"/>
                 <w:b/>
                 <w:bCs/>
                 <w:sz w:val="21"/>
@@ -283,14 +283,14 @@
           <w:p>
             <w:pPr>
               <w:rPr>
-                <w:rFonts w:ascii="Arial" w:hAnsi="Arial" w:cs="Arial"/>
-                <w:sz w:val="21"/>
-                <w:szCs w:val="21"/>
-              </w:rPr>
-            </w:pPr>
-            <w:r>
-              <w:rPr>
-                <w:rFonts w:ascii="Arial" w:hAnsi="Arial" w:cs="Arial"/>
+                <w:rFonts w:ascii="Arial" w:hAnsi="Arial" w:cs="Arial" w:eastAsia="Arial"/>
+                <w:sz w:val="21"/>
+                <w:szCs w:val="21"/>
+              </w:rPr>
+            </w:pPr>
+            <w:r>
+              <w:rPr>
+                <w:rFonts w:ascii="Arial" w:hAnsi="Arial" w:cs="Arial" w:eastAsia="Arial"/>
                 <w:sz w:val="21"/>
                 <w:szCs w:val="21"/>
               </w:rPr>
@@ -317,16 +317,16 @@
             <w:pPr>
               <w:ind w:left="3"/>
               <w:rPr>
-                <w:rFonts w:ascii="Arial" w:hAnsi="Arial" w:cs="Arial"/>
-                <w:b/>
-                <w:bCs/>
-                <w:sz w:val="21"/>
-                <w:szCs w:val="21"/>
-              </w:rPr>
-            </w:pPr>
-            <w:r>
-              <w:rPr>
-                <w:rFonts w:ascii="Arial" w:hAnsi="Arial" w:cs="Arial"/>
+                <w:rFonts w:ascii="Arial" w:hAnsi="Arial" w:cs="Arial" w:eastAsia="Arial"/>
+                <w:b/>
+                <w:bCs/>
+                <w:sz w:val="21"/>
+                <w:szCs w:val="21"/>
+              </w:rPr>
+            </w:pPr>
+            <w:r>
+              <w:rPr>
+                <w:rFonts w:ascii="Arial" w:hAnsi="Arial" w:cs="Arial" w:eastAsia="Arial"/>
                 <w:b/>
                 <w:bCs/>
                 <w:sz w:val="21"/>
@@ -349,7 +349,7 @@
           <w:p>
             <w:pPr>
               <w:rPr>
-                <w:rFonts w:ascii="Arial" w:hAnsi="Arial" w:cs="Arial"/>
+                <w:rFonts w:ascii="Arial" w:hAnsi="Arial" w:cs="Arial" w:eastAsia="Arial"/>
                 <w:sz w:val="21"/>
                 <w:szCs w:val="21"/>
               </w:rPr>
@@ -357,7 +357,7 @@
             <w:proofErr w:type="spellStart"/>
             <w:r>
               <w:rPr>
-                <w:rFonts w:ascii="Arial" w:hAnsi="Arial" w:cs="Arial"/>
+                <w:rFonts w:ascii="Arial" w:hAnsi="Arial" w:cs="Arial" w:eastAsia="Arial"/>
                 <w:sz w:val="21"/>
                 <w:szCs w:val="21"/>
               </w:rPr>
@@ -366,7 +366,7 @@
             <w:proofErr w:type="spellEnd"/>
             <w:r>
               <w:rPr>
-                <w:rFonts w:ascii="Arial" w:hAnsi="Arial" w:cs="Arial"/>
+                <w:rFonts w:ascii="Arial" w:hAnsi="Arial" w:cs="Arial" w:eastAsia="Arial"/>
                 <w:sz w:val="21"/>
                 <w:szCs w:val="21"/>
               </w:rPr>
@@ -393,16 +393,16 @@
             <w:pPr>
               <w:ind w:left="3"/>
               <w:rPr>
-                <w:rFonts w:ascii="Arial" w:hAnsi="Arial" w:cs="Arial"/>
-                <w:b/>
-                <w:bCs/>
-                <w:sz w:val="21"/>
-                <w:szCs w:val="21"/>
-              </w:rPr>
-            </w:pPr>
-            <w:r>
-              <w:rPr>
-                <w:rFonts w:ascii="Arial" w:hAnsi="Arial" w:cs="Arial"/>
+                <w:rFonts w:ascii="Arial" w:hAnsi="Arial" w:cs="Arial" w:eastAsia="Arial"/>
+                <w:b/>
+                <w:bCs/>
+                <w:sz w:val="21"/>
+                <w:szCs w:val="21"/>
+              </w:rPr>
+            </w:pPr>
+            <w:r>
+              <w:rPr>
+                <w:rFonts w:ascii="Arial" w:hAnsi="Arial" w:cs="Arial" w:eastAsia="Arial"/>
                 <w:b/>
                 <w:bCs/>
                 <w:sz w:val="21"/>
@@ -425,7 +425,7 @@
           <w:p>
             <w:pPr>
               <w:rPr>
-                <w:rFonts w:ascii="Arial" w:hAnsi="Arial" w:cs="Arial"/>
+                <w:rFonts w:ascii="Arial" w:hAnsi="Arial" w:cs="Arial" w:eastAsia="Arial"/>
                 <w:sz w:val="21"/>
                 <w:szCs w:val="21"/>
               </w:rPr>
@@ -433,7 +433,7 @@
             <w:proofErr w:type="spellStart"/>
             <w:r>
               <w:rPr>
-                <w:rFonts w:ascii="Arial" w:hAnsi="Arial" w:cs="Arial"/>
+                <w:rFonts w:ascii="Arial" w:hAnsi="Arial" w:cs="Arial" w:eastAsia="Arial"/>
                 <w:sz w:val="21"/>
                 <w:szCs w:val="21"/>
               </w:rPr>
@@ -442,7 +442,7 @@
             <w:proofErr w:type="spellEnd"/>
             <w:r>
               <w:rPr>
-                <w:rFonts w:ascii="Arial" w:hAnsi="Arial" w:cs="Arial"/>
+                <w:rFonts w:ascii="Arial" w:hAnsi="Arial" w:cs="Arial" w:eastAsia="Arial"/>
                 <w:sz w:val="21"/>
                 <w:szCs w:val="21"/>
               </w:rPr>
@@ -469,16 +469,16 @@
             <w:pPr>
               <w:ind w:left="3"/>
               <w:rPr>
-                <w:rFonts w:ascii="Arial" w:hAnsi="Arial" w:cs="Arial"/>
-                <w:b/>
-                <w:bCs/>
-                <w:sz w:val="21"/>
-                <w:szCs w:val="21"/>
-              </w:rPr>
-            </w:pPr>
-            <w:r>
-              <w:rPr>
-                <w:rFonts w:ascii="Arial" w:hAnsi="Arial" w:cs="Arial"/>
+                <w:rFonts w:ascii="Arial" w:hAnsi="Arial" w:cs="Arial" w:eastAsia="Arial"/>
+                <w:b/>
+                <w:bCs/>
+                <w:sz w:val="21"/>
+                <w:szCs w:val="21"/>
+              </w:rPr>
+            </w:pPr>
+            <w:r>
+              <w:rPr>
+                <w:rFonts w:ascii="Arial" w:hAnsi="Arial" w:cs="Arial" w:eastAsia="Arial"/>
                 <w:b/>
                 <w:bCs/>
                 <w:sz w:val="21"/>
@@ -501,7 +501,7 @@
           <w:p>
             <w:pPr>
               <w:rPr>
-                <w:rFonts w:ascii="Arial" w:hAnsi="Arial" w:cs="Arial"/>
+                <w:rFonts w:ascii="Arial" w:hAnsi="Arial" w:cs="Arial" w:eastAsia="Arial"/>
                 <w:sz w:val="21"/>
                 <w:szCs w:val="21"/>
               </w:rPr>
@@ -509,7 +509,7 @@
             <w:proofErr w:type="spellStart"/>
             <w:r>
               <w:rPr>
-                <w:rFonts w:ascii="Arial" w:hAnsi="Arial" w:cs="Arial"/>
+                <w:rFonts w:ascii="Arial" w:hAnsi="Arial" w:cs="Arial" w:eastAsia="Arial"/>
                 <w:sz w:val="21"/>
                 <w:szCs w:val="21"/>
               </w:rPr>
@@ -518,7 +518,7 @@
             <w:proofErr w:type="spellEnd"/>
             <w:r>
               <w:rPr>
-                <w:rFonts w:ascii="Arial" w:hAnsi="Arial" w:cs="Arial"/>
+                <w:rFonts w:ascii="Arial" w:hAnsi="Arial" w:cs="Arial" w:eastAsia="Arial"/>
                 <w:sz w:val="21"/>
                 <w:szCs w:val="21"/>
               </w:rPr>
@@ -545,16 +545,16 @@
             <w:pPr>
               <w:ind w:left="3"/>
               <w:rPr>
-                <w:rFonts w:ascii="Arial" w:hAnsi="Arial" w:cs="Arial"/>
-                <w:b/>
-                <w:bCs/>
-                <w:sz w:val="21"/>
-                <w:szCs w:val="21"/>
-              </w:rPr>
-            </w:pPr>
-            <w:r>
-              <w:rPr>
-                <w:rFonts w:ascii="Arial" w:hAnsi="Arial" w:cs="Arial"/>
+                <w:rFonts w:ascii="Arial" w:hAnsi="Arial" w:cs="Arial" w:eastAsia="Arial"/>
+                <w:b/>
+                <w:bCs/>
+                <w:sz w:val="21"/>
+                <w:szCs w:val="21"/>
+              </w:rPr>
+            </w:pPr>
+            <w:r>
+              <w:rPr>
+                <w:rFonts w:ascii="Arial" w:hAnsi="Arial" w:cs="Arial" w:eastAsia="Arial"/>
                 <w:b/>
                 <w:bCs/>
                 <w:sz w:val="21"/>
@@ -577,7 +577,7 @@
           <w:p>
             <w:pPr>
               <w:rPr>
-                <w:rFonts w:ascii="Arial" w:hAnsi="Arial" w:cs="Arial"/>
+                <w:rFonts w:ascii="Arial" w:hAnsi="Arial" w:cs="Arial" w:eastAsia="Arial"/>
                 <w:sz w:val="21"/>
                 <w:szCs w:val="21"/>
               </w:rPr>
@@ -585,7 +585,7 @@
             <w:proofErr w:type="spellStart"/>
             <w:r>
               <w:rPr>
-                <w:rFonts w:ascii="Arial" w:hAnsi="Arial" w:cs="Arial"/>
+                <w:rFonts w:ascii="Arial" w:hAnsi="Arial" w:cs="Arial" w:eastAsia="Arial"/>
                 <w:sz w:val="21"/>
                 <w:szCs w:val="21"/>
               </w:rPr>
@@ -594,7 +594,7 @@
             <w:proofErr w:type="spellEnd"/>
             <w:r>
               <w:rPr>
-                <w:rFonts w:ascii="Arial" w:hAnsi="Arial" w:cs="Arial"/>
+                <w:rFonts w:ascii="Arial" w:hAnsi="Arial" w:cs="Arial" w:eastAsia="Arial"/>
                 <w:sz w:val="21"/>
                 <w:szCs w:val="21"/>
               </w:rPr>
@@ -621,16 +621,16 @@
             <w:pPr>
               <w:ind w:left="3"/>
               <w:rPr>
-                <w:rFonts w:ascii="Arial" w:hAnsi="Arial" w:cs="Arial"/>
-                <w:b/>
-                <w:bCs/>
-                <w:sz w:val="21"/>
-                <w:szCs w:val="21"/>
-              </w:rPr>
-            </w:pPr>
-            <w:r>
-              <w:rPr>
-                <w:rFonts w:ascii="Arial" w:hAnsi="Arial" w:cs="Arial"/>
+                <w:rFonts w:ascii="Arial" w:hAnsi="Arial" w:cs="Arial" w:eastAsia="Arial"/>
+                <w:b/>
+                <w:bCs/>
+                <w:sz w:val="21"/>
+                <w:szCs w:val="21"/>
+              </w:rPr>
+            </w:pPr>
+            <w:r>
+              <w:rPr>
+                <w:rFonts w:ascii="Arial" w:hAnsi="Arial" w:cs="Arial" w:eastAsia="Arial"/>
                 <w:b/>
                 <w:bCs/>
                 <w:sz w:val="21"/>
@@ -653,7 +653,7 @@
           <w:p>
             <w:pPr>
               <w:rPr>
-                <w:rFonts w:ascii="Arial" w:hAnsi="Arial" w:cs="Arial"/>
+                <w:rFonts w:ascii="Arial" w:hAnsi="Arial" w:cs="Arial" w:eastAsia="Arial"/>
                 <w:sz w:val="21"/>
                 <w:szCs w:val="21"/>
               </w:rPr>
@@ -661,7 +661,7 @@
             <w:proofErr w:type="spellStart"/>
             <w:r>
               <w:rPr>
-                <w:rFonts w:ascii="Arial" w:hAnsi="Arial" w:cs="Arial"/>
+                <w:rFonts w:ascii="Arial" w:hAnsi="Arial" w:cs="Arial" w:eastAsia="Arial"/>
                 <w:sz w:val="21"/>
                 <w:szCs w:val="21"/>
               </w:rPr>
@@ -670,7 +670,7 @@
             <w:proofErr w:type="spellEnd"/>
             <w:r>
               <w:rPr>
-                <w:rFonts w:ascii="Arial" w:hAnsi="Arial" w:cs="Arial"/>
+                <w:rFonts w:ascii="Arial" w:hAnsi="Arial" w:cs="Arial" w:eastAsia="Arial"/>
                 <w:sz w:val="21"/>
                 <w:szCs w:val="21"/>
               </w:rPr>
@@ -679,7 +679,7 @@
             <w:proofErr w:type="gramStart"/>
             <w:r>
               <w:rPr>
-                <w:rFonts w:ascii="Arial" w:hAnsi="Arial" w:cs="Arial"/>
+                <w:rFonts w:ascii="Arial" w:hAnsi="Arial" w:cs="Arial" w:eastAsia="Arial"/>
                 <w:sz w:val="21"/>
                 <w:szCs w:val="21"/>
               </w:rPr>
@@ -688,7 +688,7 @@
             <w:proofErr w:type="gramEnd"/>
             <w:r>
               <w:rPr>
-                <w:rFonts w:ascii="Arial" w:hAnsi="Arial" w:cs="Arial"/>
+                <w:rFonts w:ascii="Arial" w:hAnsi="Arial" w:cs="Arial" w:eastAsia="Arial"/>
                 <w:sz w:val="21"/>
                 <w:szCs w:val="21"/>
               </w:rPr>
@@ -715,16 +715,16 @@
             <w:pPr>
               <w:ind w:left="3"/>
               <w:rPr>
-                <w:rFonts w:ascii="Arial" w:hAnsi="Arial" w:cs="Arial"/>
-                <w:b/>
-                <w:bCs/>
-                <w:sz w:val="21"/>
-                <w:szCs w:val="21"/>
-              </w:rPr>
-            </w:pPr>
-            <w:r>
-              <w:rPr>
-                <w:rFonts w:ascii="Arial" w:hAnsi="Arial" w:cs="Arial"/>
+                <w:rFonts w:ascii="Arial" w:hAnsi="Arial" w:cs="Arial" w:eastAsia="Arial"/>
+                <w:b/>
+                <w:bCs/>
+                <w:sz w:val="21"/>
+                <w:szCs w:val="21"/>
+              </w:rPr>
+            </w:pPr>
+            <w:r>
+              <w:rPr>
+                <w:rFonts w:ascii="Arial" w:hAnsi="Arial" w:cs="Arial" w:eastAsia="Arial"/>
                 <w:b/>
                 <w:bCs/>
                 <w:sz w:val="21"/>
@@ -747,7 +747,7 @@
           <w:p>
             <w:pPr>
               <w:rPr>
-                <w:rFonts w:ascii="Arial" w:hAnsi="Arial" w:cs="Arial"/>
+                <w:rFonts w:ascii="Arial" w:hAnsi="Arial" w:cs="Arial" w:eastAsia="Arial"/>
                 <w:sz w:val="21"/>
                 <w:szCs w:val="21"/>
               </w:rPr>
@@ -755,7 +755,7 @@
             <w:proofErr w:type="spellStart"/>
             <w:r>
               <w:rPr>
-                <w:rFonts w:ascii="Arial" w:hAnsi="Arial" w:cs="Arial"/>
+                <w:rFonts w:ascii="Arial" w:hAnsi="Arial" w:cs="Arial" w:eastAsia="Arial"/>
                 <w:sz w:val="21"/>
                 <w:szCs w:val="21"/>
               </w:rPr>
@@ -764,7 +764,7 @@
             <w:proofErr w:type="spellEnd"/>
             <w:r>
               <w:rPr>
-                <w:rFonts w:ascii="Arial" w:hAnsi="Arial" w:cs="Arial"/>
+                <w:rFonts w:ascii="Arial" w:hAnsi="Arial" w:cs="Arial" w:eastAsia="Arial"/>
                 <w:sz w:val="21"/>
                 <w:szCs w:val="21"/>
               </w:rPr>
@@ -791,16 +791,16 @@
             <w:pPr>
               <w:ind w:left="3"/>
               <w:rPr>
-                <w:rFonts w:ascii="Arial" w:hAnsi="Arial" w:cs="Arial"/>
-                <w:b/>
-                <w:bCs/>
-                <w:sz w:val="21"/>
-                <w:szCs w:val="21"/>
-              </w:rPr>
-            </w:pPr>
-            <w:r>
-              <w:rPr>
-                <w:rFonts w:ascii="Arial" w:hAnsi="Arial" w:cs="Arial"/>
+                <w:rFonts w:ascii="Arial" w:hAnsi="Arial" w:cs="Arial" w:eastAsia="Arial"/>
+                <w:b/>
+                <w:bCs/>
+                <w:sz w:val="21"/>
+                <w:szCs w:val="21"/>
+              </w:rPr>
+            </w:pPr>
+            <w:r>
+              <w:rPr>
+                <w:rFonts w:ascii="Arial" w:hAnsi="Arial" w:cs="Arial" w:eastAsia="Arial"/>
                 <w:b/>
                 <w:bCs/>
                 <w:sz w:val="21"/>
@@ -823,14 +823,14 @@
           <w:p>
             <w:pPr>
               <w:rPr>
-                <w:rFonts w:ascii="Arial" w:hAnsi="Arial" w:cs="Arial"/>
-                <w:sz w:val="21"/>
-                <w:szCs w:val="21"/>
-              </w:rPr>
-            </w:pPr>
-            <w:r>
-              <w:rPr>
-                <w:rFonts w:ascii="Arial" w:hAnsi="Arial" w:cs="Arial"/>
+                <w:rFonts w:ascii="Arial" w:hAnsi="Arial" w:cs="Arial" w:eastAsia="Arial"/>
+                <w:sz w:val="21"/>
+                <w:szCs w:val="21"/>
+              </w:rPr>
+            </w:pPr>
+            <w:r>
+              <w:rPr>
+                <w:rFonts w:ascii="Arial" w:hAnsi="Arial" w:cs="Arial" w:eastAsia="Arial"/>
                 <w:sz w:val="21"/>
                 <w:szCs w:val="21"/>
               </w:rPr>
@@ -857,16 +857,16 @@
             <w:pPr>
               <w:ind w:left="3"/>
               <w:rPr>
-                <w:rFonts w:ascii="Arial" w:hAnsi="Arial" w:cs="Arial"/>
-                <w:b/>
-                <w:bCs/>
-                <w:sz w:val="21"/>
-                <w:szCs w:val="21"/>
-              </w:rPr>
-            </w:pPr>
-            <w:r>
-              <w:rPr>
-                <w:rFonts w:ascii="Arial" w:hAnsi="Arial" w:cs="Arial"/>
+                <w:rFonts w:ascii="Arial" w:hAnsi="Arial" w:cs="Arial" w:eastAsia="Arial"/>
+                <w:b/>
+                <w:bCs/>
+                <w:sz w:val="21"/>
+                <w:szCs w:val="21"/>
+              </w:rPr>
+            </w:pPr>
+            <w:r>
+              <w:rPr>
+                <w:rFonts w:ascii="Arial" w:hAnsi="Arial" w:cs="Arial" w:eastAsia="Arial"/>
                 <w:b/>
                 <w:bCs/>
                 <w:sz w:val="21"/>
@@ -889,14 +889,14 @@
           <w:p>
             <w:pPr>
               <w:rPr>
-                <w:rFonts w:ascii="Arial" w:hAnsi="Arial" w:cs="Arial"/>
-                <w:sz w:val="21"/>
-                <w:szCs w:val="21"/>
-              </w:rPr>
-            </w:pPr>
-            <w:r>
-              <w:rPr>
-                <w:rFonts w:ascii="Arial" w:hAnsi="Arial" w:cs="Arial"/>
+                <w:rFonts w:ascii="Arial" w:hAnsi="Arial" w:cs="Arial" w:eastAsia="Arial"/>
+                <w:sz w:val="21"/>
+                <w:szCs w:val="21"/>
+              </w:rPr>
+            </w:pPr>
+            <w:r>
+              <w:rPr>
+                <w:rFonts w:ascii="Arial" w:hAnsi="Arial" w:cs="Arial" w:eastAsia="Arial"/>
                 <w:sz w:val="21"/>
                 <w:szCs w:val="21"/>
               </w:rPr>
@@ -923,16 +923,16 @@
             <w:pPr>
               <w:ind w:left="3"/>
               <w:rPr>
-                <w:rFonts w:ascii="Arial" w:hAnsi="Arial" w:cs="Arial"/>
-                <w:b/>
-                <w:bCs/>
-                <w:sz w:val="21"/>
-                <w:szCs w:val="21"/>
-              </w:rPr>
-            </w:pPr>
-            <w:r>
-              <w:rPr>
-                <w:rFonts w:ascii="Arial" w:hAnsi="Arial" w:cs="Arial"/>
+                <w:rFonts w:ascii="Arial" w:hAnsi="Arial" w:cs="Arial" w:eastAsia="Arial"/>
+                <w:b/>
+                <w:bCs/>
+                <w:sz w:val="21"/>
+                <w:szCs w:val="21"/>
+              </w:rPr>
+            </w:pPr>
+            <w:r>
+              <w:rPr>
+                <w:rFonts w:ascii="Arial" w:hAnsi="Arial" w:cs="Arial" w:eastAsia="Arial"/>
                 <w:b/>
                 <w:bCs/>
                 <w:sz w:val="21"/>
@@ -956,14 +956,14 @@
             <w:pPr>
               <w:spacing w:line="240" w:lineRule="auto"/>
               <w:rPr>
-                <w:rFonts w:ascii="Arial" w:eastAsia="Times New Roman" w:hAnsi="Arial" w:cs="Arial"/>
-                <w:sz w:val="21"/>
-                <w:szCs w:val="21"/>
-              </w:rPr>
-            </w:pPr>
-            <w:r>
-              <w:rPr>
-                <w:rFonts w:ascii="Arial" w:hAnsi="Arial" w:cs="Arial"/>
+                <w:rFonts w:ascii="Arial" w:hAnsi="Arial" w:cs="Arial" w:eastAsia="Arial"/>
+                <w:sz w:val="21"/>
+                <w:szCs w:val="21"/>
+              </w:rPr>
+            </w:pPr>
+            <w:r>
+              <w:rPr>
+                <w:rFonts w:ascii="Arial" w:hAnsi="Arial" w:cs="Arial" w:eastAsia="Arial"/>
                 <w:sz w:val="21"/>
                 <w:szCs w:val="21"/>
               </w:rPr>
@@ -973,7 +973,7 @@
           <w:p>
             <w:pPr>
               <w:rPr>
-                <w:rFonts w:ascii="Arial" w:hAnsi="Arial" w:cs="Arial"/>
+                <w:rFonts w:ascii="Arial" w:hAnsi="Arial" w:cs="Arial" w:eastAsia="Arial"/>
                 <w:sz w:val="21"/>
                 <w:szCs w:val="21"/>
               </w:rPr>
@@ -999,16 +999,16 @@
             <w:pPr>
               <w:ind w:left="3"/>
               <w:rPr>
-                <w:rFonts w:ascii="Arial" w:hAnsi="Arial" w:cs="Arial"/>
-                <w:b/>
-                <w:bCs/>
-                <w:sz w:val="21"/>
-                <w:szCs w:val="21"/>
-              </w:rPr>
-            </w:pPr>
-            <w:r>
-              <w:rPr>
-                <w:rFonts w:ascii="Arial" w:hAnsi="Arial" w:cs="Arial"/>
+                <w:rFonts w:ascii="Arial" w:hAnsi="Arial" w:cs="Arial" w:eastAsia="Arial"/>
+                <w:b/>
+                <w:bCs/>
+                <w:sz w:val="21"/>
+                <w:szCs w:val="21"/>
+              </w:rPr>
+            </w:pPr>
+            <w:r>
+              <w:rPr>
+                <w:rFonts w:ascii="Arial" w:hAnsi="Arial" w:cs="Arial" w:eastAsia="Arial"/>
                 <w:b/>
                 <w:bCs/>
                 <w:sz w:val="21"/>
@@ -1032,14 +1032,14 @@
             <w:pPr>
               <w:spacing w:line="240" w:lineRule="auto"/>
               <w:rPr>
-                <w:rFonts w:ascii="Arial" w:hAnsi="Arial" w:cs="Arial"/>
-                <w:sz w:val="21"/>
-                <w:szCs w:val="21"/>
-              </w:rPr>
-            </w:pPr>
-            <w:r>
-              <w:rPr>
-                <w:rFonts w:ascii="Arial" w:hAnsi="Arial" w:cs="Arial"/>
+                <w:rFonts w:ascii="Arial" w:hAnsi="Arial" w:cs="Arial" w:eastAsia="Arial"/>
+                <w:sz w:val="21"/>
+                <w:szCs w:val="21"/>
+              </w:rPr>
+            </w:pPr>
+            <w:r>
+              <w:rPr>
+                <w:rFonts w:ascii="Arial" w:hAnsi="Arial" w:cs="Arial" w:eastAsia="Arial"/>
                 <w:sz w:val="21"/>
                 <w:szCs w:val="21"/>
               </w:rPr>
@@ -1065,16 +1065,16 @@
           <w:p>
             <w:pPr>
               <w:rPr>
-                <w:rFonts w:ascii="Arial" w:hAnsi="Arial" w:cs="Arial"/>
-                <w:b/>
-                <w:bCs/>
-                <w:sz w:val="21"/>
-                <w:szCs w:val="21"/>
-              </w:rPr>
-            </w:pPr>
-            <w:r>
-              <w:rPr>
-                <w:rFonts w:ascii="Arial" w:hAnsi="Arial" w:cs="Arial"/>
+                <w:rFonts w:ascii="Arial" w:hAnsi="Arial" w:cs="Arial" w:eastAsia="Arial"/>
+                <w:b/>
+                <w:bCs/>
+                <w:sz w:val="21"/>
+                <w:szCs w:val="21"/>
+              </w:rPr>
+            </w:pPr>
+            <w:r>
+              <w:rPr>
+                <w:rFonts w:ascii="Arial" w:hAnsi="Arial" w:cs="Arial" w:eastAsia="Arial"/>
                 <w:b/>
                 <w:bCs/>
                 <w:sz w:val="21"/>
@@ -1098,14 +1098,14 @@
             <w:pPr>
               <w:spacing w:line="240" w:lineRule="auto"/>
               <w:rPr>
-                <w:rFonts w:ascii="Arial" w:hAnsi="Arial" w:cs="Arial"/>
-                <w:sz w:val="21"/>
-                <w:szCs w:val="21"/>
-              </w:rPr>
-            </w:pPr>
-            <w:r>
-              <w:rPr>
-                <w:rFonts w:ascii="Arial" w:hAnsi="Arial" w:cs="Arial"/>
+                <w:rFonts w:ascii="Arial" w:hAnsi="Arial" w:cs="Arial" w:eastAsia="Arial"/>
+                <w:sz w:val="21"/>
+                <w:szCs w:val="21"/>
+              </w:rPr>
+            </w:pPr>
+            <w:r>
+              <w:rPr>
+                <w:rFonts w:ascii="Arial" w:hAnsi="Arial" w:cs="Arial" w:eastAsia="Arial"/>
                 <w:sz w:val="21"/>
                 <w:szCs w:val="21"/>
               </w:rPr>
@@ -1132,16 +1132,16 @@
             <w:pPr>
               <w:ind w:left="3"/>
               <w:rPr>
-                <w:rFonts w:ascii="Arial" w:hAnsi="Arial" w:cs="Arial"/>
-                <w:b/>
-                <w:bCs/>
-                <w:sz w:val="21"/>
-                <w:szCs w:val="21"/>
-              </w:rPr>
-            </w:pPr>
-            <w:r>
-              <w:rPr>
-                <w:rFonts w:ascii="Arial" w:hAnsi="Arial" w:cs="Arial"/>
+                <w:rFonts w:ascii="Arial" w:hAnsi="Arial" w:cs="Arial" w:eastAsia="Arial"/>
+                <w:b/>
+                <w:bCs/>
+                <w:sz w:val="21"/>
+                <w:szCs w:val="21"/>
+              </w:rPr>
+            </w:pPr>
+            <w:r>
+              <w:rPr>
+                <w:rFonts w:ascii="Arial" w:hAnsi="Arial" w:cs="Arial" w:eastAsia="Arial"/>
                 <w:b/>
                 <w:bCs/>
                 <w:sz w:val="21"/>
@@ -1165,14 +1165,14 @@
             <w:pPr>
               <w:spacing w:line="240" w:lineRule="auto"/>
               <w:rPr>
-                <w:rFonts w:ascii="Arial" w:hAnsi="Arial" w:cs="Arial"/>
-                <w:sz w:val="21"/>
-                <w:szCs w:val="21"/>
-              </w:rPr>
-            </w:pPr>
-            <w:r>
-              <w:rPr>
-                <w:rFonts w:ascii="Arial" w:hAnsi="Arial" w:cs="Arial"/>
+                <w:rFonts w:ascii="Arial" w:hAnsi="Arial" w:cs="Arial" w:eastAsia="Arial"/>
+                <w:sz w:val="21"/>
+                <w:szCs w:val="21"/>
+              </w:rPr>
+            </w:pPr>
+            <w:r>
+              <w:rPr>
+                <w:rFonts w:ascii="Arial" w:hAnsi="Arial" w:cs="Arial" w:eastAsia="Arial"/>
                 <w:sz w:val="21"/>
                 <w:szCs w:val="21"/>
               </w:rPr>
@@ -1180,7 +1180,7 @@
             </w:r>
             <w:r>
               <w:rPr>
-                <w:rFonts w:ascii="Arial" w:hAnsi="Arial" w:cs="Arial"/>
+                <w:rFonts w:ascii="Arial" w:hAnsi="Arial" w:cs="Arial" w:eastAsia="Arial"/>
                 <w:sz w:val="21"/>
                 <w:szCs w:val="21"/>
               </w:rPr>
@@ -1206,10 +1206,10 @@
   <w:docDefaults>
     <w:rPrDefault>
       <w:rPr>
-        <w:rFonts w:asciiTheme="minorHAnsi" w:eastAsiaTheme="minorHAnsi" w:hAnsiTheme="minorHAnsi" w:cstheme="minorBidi"/>
+        <w:rFonts w:ascii="Arial" w:hAnsi="Arial" w:cs="Arial" w:eastAsia="Arial"/>
         <w:kern w:val="2"/>
-        <w:sz w:val="24"/>
-        <w:szCs w:val="24"/>
+        <w:sz w:val="21"/>
+        <w:szCs w:val="21"/>
         <w:lang w:val="en-IN" w:eastAsia="en-US" w:bidi="ar-SA"/>
         <w14:ligatures w14:val="standardContextual"/>
       </w:rPr>
@@ -1606,9 +1606,9 @@
       <w:spacing w:line="259" w:lineRule="auto"/>
     </w:pPr>
     <w:rPr>
-      <w:rFonts w:ascii="Calibri" w:eastAsia="Calibri" w:hAnsi="Calibri" w:cs="Calibri"/>
+      <w:rFonts w:ascii="Arial" w:hAnsi="Arial" w:cs="Arial" w:eastAsia="Arial"/>
       <w:color w:val="000000"/>
-      <w:sz w:val="22"/>
+      <w:sz w:val="21"/>
       <w:lang w:eastAsia="en-IN"/>
     </w:rPr>
   </w:style>
@@ -1627,10 +1627,10 @@
       <w:outlineLvl w:val="0"/>
     </w:pPr>
     <w:rPr>
-      <w:rFonts w:asciiTheme="majorHAnsi" w:eastAsiaTheme="majorEastAsia" w:hAnsiTheme="majorHAnsi" w:cstheme="majorBidi"/>
+      <w:rFonts w:ascii="Arial" w:hAnsi="Arial" w:cs="Arial" w:eastAsia="Arial"/>
       <w:color w:val="0F4761" w:themeColor="accent1" w:themeShade="BF"/>
-      <w:sz w:val="40"/>
-      <w:szCs w:val="40"/>
+      <w:sz w:val="21"/>
+      <w:szCs w:val="21"/>
       <w:lang w:eastAsia="en-US"/>
     </w:rPr>
   </w:style>
@@ -1651,10 +1651,10 @@
       <w:outlineLvl w:val="1"/>
     </w:pPr>
     <w:rPr>
-      <w:rFonts w:asciiTheme="majorHAnsi" w:eastAsiaTheme="majorEastAsia" w:hAnsiTheme="majorHAnsi" w:cstheme="majorBidi"/>
+      <w:rFonts w:ascii="Arial" w:hAnsi="Arial" w:cs="Arial" w:eastAsia="Arial"/>
       <w:color w:val="0F4761" w:themeColor="accent1" w:themeShade="BF"/>
-      <w:sz w:val="32"/>
-      <w:szCs w:val="32"/>
+      <w:sz w:val="21"/>
+      <w:szCs w:val="21"/>
       <w:lang w:eastAsia="en-US"/>
     </w:rPr>
   </w:style>
@@ -1675,10 +1675,10 @@
       <w:outlineLvl w:val="2"/>
     </w:pPr>
     <w:rPr>
-      <w:rFonts w:asciiTheme="minorHAnsi" w:eastAsiaTheme="majorEastAsia" w:hAnsiTheme="minorHAnsi" w:cstheme="majorBidi"/>
+      <w:rFonts w:ascii="Arial" w:hAnsi="Arial" w:cs="Arial" w:eastAsia="Arial"/>
       <w:color w:val="0F4761" w:themeColor="accent1" w:themeShade="BF"/>
-      <w:sz w:val="28"/>
-      <w:szCs w:val="28"/>
+      <w:sz w:val="21"/>
+      <w:szCs w:val="21"/>
       <w:lang w:eastAsia="en-US"/>
     </w:rPr>
   </w:style>
@@ -1699,11 +1699,11 @@
       <w:outlineLvl w:val="3"/>
     </w:pPr>
     <w:rPr>
-      <w:rFonts w:asciiTheme="minorHAnsi" w:eastAsiaTheme="majorEastAsia" w:hAnsiTheme="minorHAnsi" w:cstheme="majorBidi"/>
+      <w:rFonts w:ascii="Arial" w:hAnsi="Arial" w:cs="Arial" w:eastAsia="Arial"/>
       <w:i/>
       <w:iCs/>
       <w:color w:val="0F4761" w:themeColor="accent1" w:themeShade="BF"/>
-      <w:sz w:val="24"/>
+      <w:sz w:val="21"/>
       <w:lang w:eastAsia="en-US"/>
     </w:rPr>
   </w:style>
@@ -1724,9 +1724,9 @@
       <w:outlineLvl w:val="4"/>
     </w:pPr>
     <w:rPr>
-      <w:rFonts w:asciiTheme="minorHAnsi" w:eastAsiaTheme="majorEastAsia" w:hAnsiTheme="minorHAnsi" w:cstheme="majorBidi"/>
+      <w:rFonts w:ascii="Arial" w:hAnsi="Arial" w:cs="Arial" w:eastAsia="Arial"/>
       <w:color w:val="0F4761" w:themeColor="accent1" w:themeShade="BF"/>
-      <w:sz w:val="24"/>
+      <w:sz w:val="21"/>
       <w:lang w:eastAsia="en-US"/>
     </w:rPr>
   </w:style>
@@ -1747,11 +1747,11 @@
       <w:outlineLvl w:val="5"/>
     </w:pPr>
     <w:rPr>
-      <w:rFonts w:asciiTheme="minorHAnsi" w:eastAsiaTheme="majorEastAsia" w:hAnsiTheme="minorHAnsi" w:cstheme="majorBidi"/>
+      <w:rFonts w:ascii="Arial" w:hAnsi="Arial" w:cs="Arial" w:eastAsia="Arial"/>
       <w:i/>
       <w:iCs/>
       <w:color w:val="595959" w:themeColor="text1" w:themeTint="A6"/>
-      <w:sz w:val="24"/>
+      <w:sz w:val="21"/>
       <w:lang w:eastAsia="en-US"/>
     </w:rPr>
   </w:style>
@@ -1772,9 +1772,9 @@
       <w:outlineLvl w:val="6"/>
     </w:pPr>
     <w:rPr>
-      <w:rFonts w:asciiTheme="minorHAnsi" w:eastAsiaTheme="majorEastAsia" w:hAnsiTheme="minorHAnsi" w:cstheme="majorBidi"/>
+      <w:rFonts w:ascii="Arial" w:hAnsi="Arial" w:cs="Arial" w:eastAsia="Arial"/>
       <w:color w:val="595959" w:themeColor="text1" w:themeTint="A6"/>
-      <w:sz w:val="24"/>
+      <w:sz w:val="21"/>
       <w:lang w:eastAsia="en-US"/>
     </w:rPr>
   </w:style>
@@ -1795,11 +1795,11 @@
       <w:outlineLvl w:val="7"/>
     </w:pPr>
     <w:rPr>
-      <w:rFonts w:asciiTheme="minorHAnsi" w:eastAsiaTheme="majorEastAsia" w:hAnsiTheme="minorHAnsi" w:cstheme="majorBidi"/>
+      <w:rFonts w:ascii="Arial" w:hAnsi="Arial" w:cs="Arial" w:eastAsia="Arial"/>
       <w:i/>
       <w:iCs/>
       <w:color w:val="272727" w:themeColor="text1" w:themeTint="D8"/>
-      <w:sz w:val="24"/>
+      <w:sz w:val="21"/>
       <w:lang w:eastAsia="en-US"/>
     </w:rPr>
   </w:style>
@@ -1820,9 +1820,9 @@
       <w:outlineLvl w:val="8"/>
     </w:pPr>
     <w:rPr>
-      <w:rFonts w:asciiTheme="minorHAnsi" w:eastAsiaTheme="majorEastAsia" w:hAnsiTheme="minorHAnsi" w:cstheme="majorBidi"/>
+      <w:rFonts w:ascii="Arial" w:hAnsi="Arial" w:cs="Arial" w:eastAsia="Arial"/>
       <w:color w:val="272727" w:themeColor="text1" w:themeTint="D8"/>
-      <w:sz w:val="24"/>
+      <w:sz w:val="21"/>
       <w:lang w:eastAsia="en-US"/>
     </w:rPr>
   </w:style>
@@ -1859,10 +1859,10 @@
     <w:uiPriority w:val="9"/>
     <w:rsid w:val="00C44E90"/>
     <w:rPr>
-      <w:rFonts w:asciiTheme="majorHAnsi" w:eastAsiaTheme="majorEastAsia" w:hAnsiTheme="majorHAnsi" w:cstheme="majorBidi"/>
+      <w:rFonts w:ascii="Arial" w:hAnsi="Arial" w:cs="Arial" w:eastAsia="Arial"/>
       <w:color w:val="0F4761" w:themeColor="accent1" w:themeShade="BF"/>
-      <w:sz w:val="40"/>
-      <w:szCs w:val="40"/>
+      <w:sz w:val="21"/>
+      <w:szCs w:val="21"/>
     </w:rPr>
   </w:style>
   <w:style w:type="character" w:customStyle="1" w:styleId="Heading2Char">
@@ -1873,10 +1873,10 @@
     <w:semiHidden/>
     <w:rsid w:val="00C44E90"/>
     <w:rPr>
-      <w:rFonts w:asciiTheme="majorHAnsi" w:eastAsiaTheme="majorEastAsia" w:hAnsiTheme="majorHAnsi" w:cstheme="majorBidi"/>
+      <w:rFonts w:ascii="Arial" w:hAnsi="Arial" w:cs="Arial" w:eastAsia="Arial"/>
       <w:color w:val="0F4761" w:themeColor="accent1" w:themeShade="BF"/>
-      <w:sz w:val="32"/>
-      <w:szCs w:val="32"/>
+      <w:sz w:val="21"/>
+      <w:szCs w:val="21"/>
     </w:rPr>
   </w:style>
   <w:style w:type="character" w:customStyle="1" w:styleId="Heading3Char">
@@ -1887,10 +1887,10 @@
     <w:semiHidden/>
     <w:rsid w:val="00C44E90"/>
     <w:rPr>
-      <w:rFonts w:eastAsiaTheme="majorEastAsia" w:cstheme="majorBidi"/>
+      <w:rFonts w:ascii="Arial" w:hAnsi="Arial" w:cs="Arial" w:eastAsia="Arial"/>
       <w:color w:val="0F4761" w:themeColor="accent1" w:themeShade="BF"/>
-      <w:sz w:val="28"/>
-      <w:szCs w:val="28"/>
+      <w:sz w:val="21"/>
+      <w:szCs w:val="21"/>
     </w:rPr>
   </w:style>
   <w:style w:type="character" w:customStyle="1" w:styleId="Heading4Char">
@@ -1901,7 +1901,7 @@
     <w:semiHidden/>
     <w:rsid w:val="00C44E90"/>
     <w:rPr>
-      <w:rFonts w:eastAsiaTheme="majorEastAsia" w:cstheme="majorBidi"/>
+      <w:rFonts w:ascii="Arial" w:hAnsi="Arial" w:cs="Arial" w:eastAsia="Arial"/>
       <w:i/>
       <w:iCs/>
       <w:color w:val="0F4761" w:themeColor="accent1" w:themeShade="BF"/>
@@ -1915,7 +1915,7 @@
     <w:semiHidden/>
     <w:rsid w:val="00C44E90"/>
     <w:rPr>
-      <w:rFonts w:eastAsiaTheme="majorEastAsia" w:cstheme="majorBidi"/>
+      <w:rFonts w:ascii="Arial" w:hAnsi="Arial" w:cs="Arial" w:eastAsia="Arial"/>
       <w:color w:val="0F4761" w:themeColor="accent1" w:themeShade="BF"/>
     </w:rPr>
   </w:style>
@@ -1927,7 +1927,7 @@
     <w:semiHidden/>
     <w:rsid w:val="00C44E90"/>
     <w:rPr>
-      <w:rFonts w:eastAsiaTheme="majorEastAsia" w:cstheme="majorBidi"/>
+      <w:rFonts w:ascii="Arial" w:hAnsi="Arial" w:cs="Arial" w:eastAsia="Arial"/>
       <w:i/>
       <w:iCs/>
       <w:color w:val="595959" w:themeColor="text1" w:themeTint="A6"/>
@@ -1941,7 +1941,7 @@
     <w:semiHidden/>
     <w:rsid w:val="00C44E90"/>
     <w:rPr>
-      <w:rFonts w:eastAsiaTheme="majorEastAsia" w:cstheme="majorBidi"/>
+      <w:rFonts w:ascii="Arial" w:hAnsi="Arial" w:cs="Arial" w:eastAsia="Arial"/>
       <w:color w:val="595959" w:themeColor="text1" w:themeTint="A6"/>
     </w:rPr>
   </w:style>
@@ -1953,7 +1953,7 @@
     <w:semiHidden/>
     <w:rsid w:val="00C44E90"/>
     <w:rPr>
-      <w:rFonts w:eastAsiaTheme="majorEastAsia" w:cstheme="majorBidi"/>
+      <w:rFonts w:ascii="Arial" w:hAnsi="Arial" w:cs="Arial" w:eastAsia="Arial"/>
       <w:i/>
       <w:iCs/>
       <w:color w:val="272727" w:themeColor="text1" w:themeTint="D8"/>
@@ -1967,7 +1967,7 @@
     <w:semiHidden/>
     <w:rsid w:val="00C44E90"/>
     <w:rPr>
-      <w:rFonts w:eastAsiaTheme="majorEastAsia" w:cstheme="majorBidi"/>
+      <w:rFonts w:ascii="Arial" w:hAnsi="Arial" w:cs="Arial" w:eastAsia="Arial"/>
       <w:color w:val="272727" w:themeColor="text1" w:themeTint="D8"/>
     </w:rPr>
   </w:style>
@@ -1984,12 +1984,12 @@
       <w:contextualSpacing/>
     </w:pPr>
     <w:rPr>
-      <w:rFonts w:asciiTheme="majorHAnsi" w:eastAsiaTheme="majorEastAsia" w:hAnsiTheme="majorHAnsi" w:cstheme="majorBidi"/>
+      <w:rFonts w:ascii="Arial" w:hAnsi="Arial" w:cs="Arial" w:eastAsia="Arial"/>
       <w:color w:val="auto"/>
       <w:spacing w:val="-10"/>
       <w:kern w:val="28"/>
-      <w:sz w:val="56"/>
-      <w:szCs w:val="56"/>
+      <w:sz w:val="21"/>
+      <w:szCs w:val="21"/>
       <w:lang w:eastAsia="en-US"/>
     </w:rPr>
   </w:style>
@@ -2000,11 +2000,11 @@
     <w:uiPriority w:val="10"/>
     <w:rsid w:val="00C44E90"/>
     <w:rPr>
-      <w:rFonts w:asciiTheme="majorHAnsi" w:eastAsiaTheme="majorEastAsia" w:hAnsiTheme="majorHAnsi" w:cstheme="majorBidi"/>
+      <w:rFonts w:ascii="Arial" w:hAnsi="Arial" w:cs="Arial" w:eastAsia="Arial"/>
       <w:spacing w:val="-10"/>
       <w:kern w:val="28"/>
-      <w:sz w:val="56"/>
-      <w:szCs w:val="56"/>
+      <w:sz w:val="21"/>
+      <w:szCs w:val="21"/>
     </w:rPr>
   </w:style>
   <w:style w:type="paragraph" w:styleId="Subtitle">
@@ -2022,11 +2022,11 @@
       <w:spacing w:line="278" w:lineRule="auto"/>
     </w:pPr>
     <w:rPr>
-      <w:rFonts w:asciiTheme="minorHAnsi" w:eastAsiaTheme="majorEastAsia" w:hAnsiTheme="minorHAnsi" w:cstheme="majorBidi"/>
+      <w:rFonts w:ascii="Arial" w:hAnsi="Arial" w:cs="Arial" w:eastAsia="Arial"/>
       <w:color w:val="595959" w:themeColor="text1" w:themeTint="A6"/>
       <w:spacing w:val="15"/>
-      <w:sz w:val="28"/>
-      <w:szCs w:val="28"/>
+      <w:sz w:val="21"/>
+      <w:szCs w:val="21"/>
       <w:lang w:eastAsia="en-US"/>
     </w:rPr>
   </w:style>
@@ -2037,11 +2037,11 @@
     <w:uiPriority w:val="11"/>
     <w:rsid w:val="00C44E90"/>
     <w:rPr>
-      <w:rFonts w:eastAsiaTheme="majorEastAsia" w:cstheme="majorBidi"/>
+      <w:rFonts w:ascii="Arial" w:hAnsi="Arial" w:cs="Arial" w:eastAsia="Arial"/>
       <w:color w:val="595959" w:themeColor="text1" w:themeTint="A6"/>
       <w:spacing w:val="15"/>
-      <w:sz w:val="28"/>
-      <w:szCs w:val="28"/>
+      <w:sz w:val="21"/>
+      <w:szCs w:val="21"/>
     </w:rPr>
   </w:style>
   <w:style w:type="paragraph" w:styleId="Quote">
@@ -2057,11 +2057,11 @@
       <w:jc w:val="center"/>
     </w:pPr>
     <w:rPr>
-      <w:rFonts w:asciiTheme="minorHAnsi" w:eastAsiaTheme="minorHAnsi" w:hAnsiTheme="minorHAnsi" w:cstheme="minorBidi"/>
+      <w:rFonts w:ascii="Arial" w:hAnsi="Arial" w:cs="Arial" w:eastAsia="Arial"/>
       <w:i/>
       <w:iCs/>
       <w:color w:val="404040" w:themeColor="text1" w:themeTint="BF"/>
-      <w:sz w:val="24"/>
+      <w:sz w:val="21"/>
       <w:lang w:eastAsia="en-US"/>
     </w:rPr>
   </w:style>
@@ -2089,9 +2089,9 @@
       <w:contextualSpacing/>
     </w:pPr>
     <w:rPr>
-      <w:rFonts w:asciiTheme="minorHAnsi" w:eastAsiaTheme="minorHAnsi" w:hAnsiTheme="minorHAnsi" w:cstheme="minorBidi"/>
+      <w:rFonts w:ascii="Arial" w:hAnsi="Arial" w:cs="Arial" w:eastAsia="Arial"/>
       <w:color w:val="auto"/>
-      <w:sz w:val="24"/>
+      <w:sz w:val="21"/>
       <w:lang w:eastAsia="en-US"/>
     </w:rPr>
   </w:style>
@@ -2125,11 +2125,11 @@
       <w:jc w:val="center"/>
     </w:pPr>
     <w:rPr>
-      <w:rFonts w:asciiTheme="minorHAnsi" w:eastAsiaTheme="minorHAnsi" w:hAnsiTheme="minorHAnsi" w:cstheme="minorBidi"/>
+      <w:rFonts w:ascii="Arial" w:hAnsi="Arial" w:cs="Arial" w:eastAsia="Arial"/>
       <w:i/>
       <w:iCs/>
       <w:color w:val="0F4761" w:themeColor="accent1" w:themeShade="BF"/>
-      <w:sz w:val="24"/>
+      <w:sz w:val="21"/>
       <w:lang w:eastAsia="en-US"/>
     </w:rPr>
   </w:style>
@@ -2166,7 +2166,7 @@
       <w:spacing w:after="0" w:line="240" w:lineRule="auto"/>
     </w:pPr>
     <w:rPr>
-      <w:rFonts w:eastAsiaTheme="minorEastAsia"/>
+      <w:rFonts w:ascii="Arial" w:hAnsi="Arial" w:cs="Arial" w:eastAsia="Arial"/>
       <w:lang w:eastAsia="en-IN"/>
     </w:rPr>
     <w:tblPr>
